--- a/Отчёты/БД/6Лаб.docx
+++ b/Отчёты/БД/6Лаб.docx
@@ -74,8 +74,34 @@
       <w:r>
         <w:rPr>
           <w:szCs w:val="28"/>
-        </w:rPr>
-        <w:t>ЗАПРОСЫ ИЗ НЕСКОЛЬКИХ ТАБЛИЦ</w:t>
+          <w:lang w:val="en-US"/>
+        </w:rPr>
+        <w:t>MICROSOFT</w:t>
+      </w:r>
+      <w:r>
+        <w:rPr>
+          <w:szCs w:val="28"/>
+        </w:rPr>
+        <w:t xml:space="preserve"> </w:t>
+      </w:r>
+      <w:r>
+        <w:rPr>
+          <w:szCs w:val="28"/>
+          <w:lang w:val="en-US"/>
+        </w:rPr>
+        <w:t>ACCESS</w:t>
+      </w:r>
+      <w:r>
+        <w:rPr>
+          <w:szCs w:val="28"/>
+        </w:rPr>
+        <w:t xml:space="preserve"> </w:t>
+      </w:r>
+      <w:r>
+        <w:rPr>
+          <w:szCs w:val="28"/>
+        </w:rPr>
+        <w:t>ЗАПРОСЫ К НЕСКОЛЬКИМ ТАБЛИЦАМ</w:t>
       </w:r>
     </w:p>
     <w:p>
@@ -259,7 +285,7 @@
           <w:bCs/>
           <w:szCs w:val="28"/>
         </w:rPr>
-        <w:t>5</w:t>
+        <w:t>6</w:t>
       </w:r>
     </w:p>
     <w:p>
@@ -285,8 +311,38 @@
         <w:rPr>
           <w:b/>
           <w:bCs/>
-        </w:rPr>
-        <w:t>Запросы из нескольких таблиц</w:t>
+          <w:lang w:val="en-US"/>
+        </w:rPr>
+        <w:t>Microsoft</w:t>
+      </w:r>
+      <w:r>
+        <w:rPr>
+          <w:b/>
+          <w:bCs/>
+        </w:rPr>
+        <w:t xml:space="preserve"> </w:t>
+      </w:r>
+      <w:r>
+        <w:rPr>
+          <w:b/>
+          <w:bCs/>
+          <w:lang w:val="en-US"/>
+        </w:rPr>
+        <w:t>Access</w:t>
+      </w:r>
+      <w:r>
+        <w:rPr>
+          <w:b/>
+          <w:bCs/>
+        </w:rPr>
+        <w:t xml:space="preserve"> </w:t>
+      </w:r>
+      <w:r>
+        <w:rPr>
+          <w:b/>
+          <w:bCs/>
+        </w:rPr>
+        <w:t>запросы к нескольким таблицам</w:t>
       </w:r>
       <w:r>
         <w:rPr>
@@ -299,7 +355,7 @@
     </w:p>
     <w:p>
       <w:pPr>
-        <w:pStyle w:val="afd"/>
+        <w:pStyle w:val="13"/>
       </w:pPr>
       <w:r>
         <w:t xml:space="preserve">Цель работы: </w:t>
@@ -308,19 +364,1345 @@
         <w:t>получение навыков работы с запросами из нескольких таблиц</w:t>
       </w:r>
       <w:r>
+        <w:t xml:space="preserve"> в </w:t>
+      </w:r>
+      <w:r>
+        <w:rPr>
+          <w:lang w:val="en-US"/>
+        </w:rPr>
+        <w:t>Microsoft</w:t>
+      </w:r>
+      <w:r>
+        <w:t xml:space="preserve"> </w:t>
+      </w:r>
+      <w:r>
+        <w:rPr>
+          <w:lang w:val="en-US"/>
+        </w:rPr>
+        <w:t>Access</w:t>
+      </w:r>
+      <w:r>
         <w:t>.</w:t>
       </w:r>
     </w:p>
     <w:p>
       <w:pPr>
-        <w:pStyle w:val="afd"/>
-        <w:rPr>
-          <w:lang w:val="en-US"/>
-        </w:rPr>
-      </w:pPr>
+        <w:pStyle w:val="13"/>
+      </w:pPr>
+      <w:r>
+        <w:t xml:space="preserve">Для выполнения задания необходимо использовать файл БД Торговля, в котором необходимо установить </w:t>
+      </w:r>
+      <w:r>
+        <w:t>связи, представлено на рисунке 1.</w:t>
+      </w:r>
+    </w:p>
+    <w:p>
+      <w:pPr>
+        <w:pStyle w:val="13"/>
+        <w:ind w:firstLine="0"/>
+        <w:jc w:val="center"/>
+      </w:pPr>
+      <w:r>
+        <w:rPr>
+          <w:noProof/>
+        </w:rPr>
+        <w:drawing>
+          <wp:inline distT="0" distB="0" distL="0" distR="0" wp14:anchorId="24097E63" wp14:editId="3A7D1D3C">
+            <wp:extent cx="4019669" cy="4584700"/>
+            <wp:effectExtent l="0" t="0" r="0" b="0"/>
+            <wp:docPr id="1" name="Рисунок 1"/>
+            <wp:cNvGraphicFramePr>
+              <a:graphicFrameLocks xmlns:a="http://schemas.openxmlformats.org/drawingml/2006/main" noChangeAspect="1"/>
+            </wp:cNvGraphicFramePr>
+            <a:graphic xmlns:a="http://schemas.openxmlformats.org/drawingml/2006/main">
+              <a:graphicData uri="http://schemas.openxmlformats.org/drawingml/2006/picture">
+                <pic:pic xmlns:pic="http://schemas.openxmlformats.org/drawingml/2006/picture">
+                  <pic:nvPicPr>
+                    <pic:cNvPr id="1" name=""/>
+                    <pic:cNvPicPr/>
+                  </pic:nvPicPr>
+                  <pic:blipFill>
+                    <a:blip r:embed="rId8"/>
+                    <a:stretch>
+                      <a:fillRect/>
+                    </a:stretch>
+                  </pic:blipFill>
+                  <pic:spPr>
+                    <a:xfrm>
+                      <a:off x="0" y="0"/>
+                      <a:ext cx="4034516" cy="4601634"/>
+                    </a:xfrm>
+                    <a:prstGeom prst="rect">
+                      <a:avLst/>
+                    </a:prstGeom>
+                  </pic:spPr>
+                </pic:pic>
+              </a:graphicData>
+            </a:graphic>
+          </wp:inline>
+        </w:drawing>
+      </w:r>
+    </w:p>
+    <w:p>
+      <w:pPr>
+        <w:pStyle w:val="13"/>
+        <w:ind w:firstLine="0"/>
+        <w:jc w:val="center"/>
+      </w:pPr>
+      <w:r>
+        <w:t>Рисунок 1 – Скриншот взаимосвязи таблиц</w:t>
+      </w:r>
+    </w:p>
+    <w:p>
+      <w:pPr>
+        <w:pStyle w:val="13"/>
+      </w:pPr>
+      <w:r>
+        <w:t>Для каждого заказа рассчитайте «Итоговую сумму», которая равна «Промежуточной сумме» (суммарной стоимости товаров) + Стоимость доставки</w:t>
+      </w:r>
+      <w:r>
+        <w:t>, представлено на листинге 1.</w:t>
+      </w:r>
+    </w:p>
+    <w:p>
+      <w:pPr>
+        <w:pStyle w:val="13"/>
+        <w:spacing w:line="240" w:lineRule="auto"/>
+        <w:ind w:firstLine="0"/>
+        <w:jc w:val="left"/>
+        <w:rPr>
+          <w:rFonts w:ascii="Courier New" w:hAnsi="Courier New" w:cs="Courier New"/>
+          <w:sz w:val="20"/>
+          <w:szCs w:val="18"/>
+        </w:rPr>
+      </w:pPr>
+      <w:r>
+        <w:rPr>
+          <w:rFonts w:ascii="Courier New" w:hAnsi="Courier New" w:cs="Courier New"/>
+          <w:sz w:val="20"/>
+          <w:szCs w:val="18"/>
+        </w:rPr>
+        <w:t xml:space="preserve">SELECT Заказы.КодЗаказа, </w:t>
+      </w:r>
+      <w:proofErr w:type="gramStart"/>
+      <w:r>
+        <w:rPr>
+          <w:rFonts w:ascii="Courier New" w:hAnsi="Courier New" w:cs="Courier New"/>
+          <w:sz w:val="20"/>
+          <w:szCs w:val="18"/>
+        </w:rPr>
+        <w:t>SUM(</w:t>
+      </w:r>
+      <w:proofErr w:type="gramEnd"/>
+      <w:r>
+        <w:rPr>
+          <w:rFonts w:ascii="Courier New" w:hAnsi="Courier New" w:cs="Courier New"/>
+          <w:sz w:val="20"/>
+          <w:szCs w:val="18"/>
+        </w:rPr>
+        <w:t>Заказано.Цена * Заказано.Количество * (1 - Заказано.Скидка)) AS ПромежуточнаяСумма, Заказы.СтоимостьДоставки, SUM(Заказано.Цена * Заказано.Количество * (1 - Заказано.Скидка)) + Заказы.СтоимостьДоставки AS ИтоговаяСумма</w:t>
+      </w:r>
+    </w:p>
+    <w:p>
+      <w:pPr>
+        <w:pStyle w:val="13"/>
+        <w:spacing w:line="240" w:lineRule="auto"/>
+        <w:ind w:firstLine="0"/>
+        <w:jc w:val="left"/>
+        <w:rPr>
+          <w:rFonts w:ascii="Courier New" w:hAnsi="Courier New" w:cs="Courier New"/>
+          <w:sz w:val="20"/>
+          <w:szCs w:val="18"/>
+        </w:rPr>
+      </w:pPr>
+      <w:r>
+        <w:rPr>
+          <w:rFonts w:ascii="Courier New" w:hAnsi="Courier New" w:cs="Courier New"/>
+          <w:sz w:val="20"/>
+          <w:szCs w:val="18"/>
+        </w:rPr>
+        <w:t xml:space="preserve">FROM Заказы </w:t>
+      </w:r>
+      <w:proofErr w:type="gramStart"/>
+      <w:r>
+        <w:rPr>
+          <w:rFonts w:ascii="Courier New" w:hAnsi="Courier New" w:cs="Courier New"/>
+          <w:sz w:val="20"/>
+          <w:szCs w:val="18"/>
+        </w:rPr>
+        <w:t>INNER JOIN Заказано</w:t>
+      </w:r>
+      <w:proofErr w:type="gramEnd"/>
+      <w:r>
+        <w:rPr>
+          <w:rFonts w:ascii="Courier New" w:hAnsi="Courier New" w:cs="Courier New"/>
+          <w:sz w:val="20"/>
+          <w:szCs w:val="18"/>
+        </w:rPr>
+        <w:t xml:space="preserve"> ON Заказы.КодЗаказа = Заказано.КодЗаказа</w:t>
+      </w:r>
+    </w:p>
+    <w:p>
+      <w:pPr>
+        <w:pStyle w:val="13"/>
+        <w:spacing w:line="240" w:lineRule="auto"/>
+        <w:ind w:firstLine="0"/>
+        <w:jc w:val="left"/>
+        <w:rPr>
+          <w:rFonts w:ascii="Courier New" w:hAnsi="Courier New" w:cs="Courier New"/>
+          <w:sz w:val="20"/>
+          <w:szCs w:val="18"/>
+        </w:rPr>
+      </w:pPr>
+      <w:r>
+        <w:rPr>
+          <w:rFonts w:ascii="Courier New" w:hAnsi="Courier New" w:cs="Courier New"/>
+          <w:sz w:val="20"/>
+          <w:szCs w:val="18"/>
+        </w:rPr>
+        <w:t>GROUP BY Заказы.КодЗаказа, Заказы.СтоимостьДоставки;</w:t>
+      </w:r>
+    </w:p>
+    <w:p>
+      <w:pPr>
+        <w:pStyle w:val="13"/>
+        <w:spacing w:before="120" w:after="360" w:line="240" w:lineRule="auto"/>
+        <w:ind w:firstLine="0"/>
+        <w:jc w:val="center"/>
+      </w:pPr>
+      <w:r>
+        <w:t>Листинг 1 – Итоговая сумма</w:t>
+      </w:r>
+    </w:p>
+    <w:p>
+      <w:pPr>
+        <w:pStyle w:val="13"/>
+      </w:pPr>
+      <w:r>
+        <w:lastRenderedPageBreak/>
+        <w:t>Посчитайте, на какую сумму заказал товаров каждый из клиентов в 1994-м году</w:t>
+      </w:r>
+      <w:r>
+        <w:t>, представлено на листинге 2.</w:t>
+      </w:r>
+    </w:p>
+    <w:p>
+      <w:pPr>
+        <w:pStyle w:val="13"/>
+        <w:spacing w:line="240" w:lineRule="auto"/>
+        <w:ind w:firstLine="0"/>
+        <w:jc w:val="left"/>
+        <w:rPr>
+          <w:rFonts w:ascii="Courier New" w:hAnsi="Courier New" w:cs="Courier New"/>
+          <w:sz w:val="20"/>
+          <w:szCs w:val="18"/>
+        </w:rPr>
+      </w:pPr>
+      <w:r>
+        <w:rPr>
+          <w:rFonts w:ascii="Courier New" w:hAnsi="Courier New" w:cs="Courier New"/>
+          <w:sz w:val="20"/>
+          <w:szCs w:val="18"/>
+        </w:rPr>
+        <w:t xml:space="preserve">SELECT Заказы.КодКлиента, </w:t>
+      </w:r>
+      <w:proofErr w:type="gramStart"/>
+      <w:r>
+        <w:rPr>
+          <w:rFonts w:ascii="Courier New" w:hAnsi="Courier New" w:cs="Courier New"/>
+          <w:sz w:val="20"/>
+          <w:szCs w:val="18"/>
+        </w:rPr>
+        <w:t>SUM(</w:t>
+      </w:r>
+      <w:proofErr w:type="gramEnd"/>
+      <w:r>
+        <w:rPr>
+          <w:rFonts w:ascii="Courier New" w:hAnsi="Courier New" w:cs="Courier New"/>
+          <w:sz w:val="20"/>
+          <w:szCs w:val="18"/>
+        </w:rPr>
+        <w:t>Заказано.Цена * Заказано.Количество * (1 - Заказано.Скидка)) AS Цена</w:t>
+      </w:r>
+    </w:p>
+    <w:p>
+      <w:pPr>
+        <w:pStyle w:val="13"/>
+        <w:spacing w:line="240" w:lineRule="auto"/>
+        <w:ind w:firstLine="0"/>
+        <w:jc w:val="left"/>
+        <w:rPr>
+          <w:rFonts w:ascii="Courier New" w:hAnsi="Courier New" w:cs="Courier New"/>
+          <w:sz w:val="20"/>
+          <w:szCs w:val="18"/>
+        </w:rPr>
+      </w:pPr>
+      <w:r>
+        <w:rPr>
+          <w:rFonts w:ascii="Courier New" w:hAnsi="Courier New" w:cs="Courier New"/>
+          <w:sz w:val="20"/>
+          <w:szCs w:val="18"/>
+        </w:rPr>
+        <w:t xml:space="preserve">FROM Заказы </w:t>
+      </w:r>
+      <w:proofErr w:type="gramStart"/>
+      <w:r>
+        <w:rPr>
+          <w:rFonts w:ascii="Courier New" w:hAnsi="Courier New" w:cs="Courier New"/>
+          <w:sz w:val="20"/>
+          <w:szCs w:val="18"/>
+        </w:rPr>
+        <w:t>INNER JOIN Заказано</w:t>
+      </w:r>
+      <w:proofErr w:type="gramEnd"/>
+      <w:r>
+        <w:rPr>
+          <w:rFonts w:ascii="Courier New" w:hAnsi="Courier New" w:cs="Courier New"/>
+          <w:sz w:val="20"/>
+          <w:szCs w:val="18"/>
+        </w:rPr>
+        <w:t xml:space="preserve"> ON Заказы.КодЗаказа = Заказано.КодЗаказа</w:t>
+      </w:r>
+    </w:p>
+    <w:p>
+      <w:pPr>
+        <w:pStyle w:val="13"/>
+        <w:spacing w:line="240" w:lineRule="auto"/>
+        <w:ind w:firstLine="0"/>
+        <w:jc w:val="left"/>
+        <w:rPr>
+          <w:rFonts w:ascii="Courier New" w:hAnsi="Courier New" w:cs="Courier New"/>
+          <w:sz w:val="20"/>
+          <w:szCs w:val="18"/>
+        </w:rPr>
+      </w:pPr>
+      <w:r>
+        <w:rPr>
+          <w:rFonts w:ascii="Courier New" w:hAnsi="Courier New" w:cs="Courier New"/>
+          <w:sz w:val="20"/>
+          <w:szCs w:val="18"/>
+        </w:rPr>
+        <w:t>WHERE Заказы.ДатаИсполнения BETWEEN #01/01/1994# AND #12/31/1994#</w:t>
+      </w:r>
+    </w:p>
+    <w:p>
+      <w:pPr>
+        <w:pStyle w:val="13"/>
+        <w:spacing w:line="240" w:lineRule="auto"/>
+        <w:ind w:firstLine="0"/>
+        <w:jc w:val="left"/>
+        <w:rPr>
+          <w:rFonts w:ascii="Courier New" w:hAnsi="Courier New" w:cs="Courier New"/>
+          <w:sz w:val="20"/>
+          <w:szCs w:val="18"/>
+        </w:rPr>
+      </w:pPr>
+      <w:r>
+        <w:rPr>
+          <w:rFonts w:ascii="Courier New" w:hAnsi="Courier New" w:cs="Courier New"/>
+          <w:sz w:val="20"/>
+          <w:szCs w:val="18"/>
+        </w:rPr>
+        <w:t>GROUP BY Заказы.КодКлиента;</w:t>
+      </w:r>
+    </w:p>
+    <w:p>
+      <w:pPr>
+        <w:pStyle w:val="21"/>
+      </w:pPr>
+      <w:r>
+        <w:t>Листинг 2 – Сумма зазаков в 1994 году</w:t>
+      </w:r>
+    </w:p>
+    <w:p>
+      <w:pPr>
+        <w:pStyle w:val="13"/>
+      </w:pPr>
+      <w:r>
+        <w:t>Какой товар чаще всего заказывают клиенты из Германии</w:t>
+      </w:r>
+      <w:r>
+        <w:t>, представлено на листинге 3.</w:t>
+      </w:r>
+    </w:p>
+    <w:p>
+      <w:pPr>
+        <w:pStyle w:val="30"/>
+      </w:pPr>
+      <w:r>
+        <w:t xml:space="preserve">SELECT TOP 1 Заказано.КодТовара, </w:t>
+      </w:r>
+      <w:proofErr w:type="gramStart"/>
+      <w:r>
+        <w:t>COUNT(</w:t>
+      </w:r>
+      <w:proofErr w:type="gramEnd"/>
+      <w:r>
+        <w:t>*) AS КоличествоЗаказов</w:t>
+      </w:r>
+    </w:p>
+    <w:p>
+      <w:pPr>
+        <w:pStyle w:val="30"/>
+      </w:pPr>
+      <w:proofErr w:type="gramStart"/>
+      <w:r>
+        <w:t>FROM Заказано</w:t>
+      </w:r>
+      <w:proofErr w:type="gramEnd"/>
+      <w:r>
+        <w:t xml:space="preserve"> INNER JOIN Заказы ON Заказано.КодЗаказа = Заказы.КодЗаказа</w:t>
+      </w:r>
+    </w:p>
+    <w:p>
+      <w:pPr>
+        <w:pStyle w:val="30"/>
+      </w:pPr>
+      <w:r>
+        <w:t>WHERE Заказы.СтранаПолучателя = "Германия"</w:t>
+      </w:r>
+    </w:p>
+    <w:p>
+      <w:pPr>
+        <w:pStyle w:val="30"/>
+      </w:pPr>
+      <w:r>
+        <w:t>GROUP BY Заказано.КодТовара</w:t>
+      </w:r>
+    </w:p>
+    <w:p>
+      <w:pPr>
+        <w:pStyle w:val="30"/>
+      </w:pPr>
+      <w:r>
+        <w:t xml:space="preserve">ORDER BY </w:t>
+      </w:r>
+      <w:proofErr w:type="gramStart"/>
+      <w:r>
+        <w:t>COUNT(</w:t>
+      </w:r>
+      <w:proofErr w:type="gramEnd"/>
+      <w:r>
+        <w:t>*) DESC;</w:t>
+      </w:r>
+    </w:p>
+    <w:p>
+      <w:pPr>
+        <w:pStyle w:val="21"/>
+      </w:pPr>
+      <w:r>
+        <w:t xml:space="preserve">Листинг 3 </w:t>
+      </w:r>
+      <w:r>
+        <w:t>–</w:t>
+      </w:r>
+      <w:r>
+        <w:t xml:space="preserve"> </w:t>
+      </w:r>
+      <w:r>
+        <w:t>Заказы из Германии</w:t>
+      </w:r>
+    </w:p>
+    <w:p>
+      <w:pPr>
+        <w:pStyle w:val="13"/>
+      </w:pPr>
+      <w:r>
+        <w:t>Посчитайте суммы продаж за каждый месяц в 1995 году</w:t>
+      </w:r>
+      <w:r>
+        <w:t>, представлено на листинге 4.</w:t>
+      </w:r>
+    </w:p>
+    <w:p>
+      <w:pPr>
+        <w:pStyle w:val="30"/>
+      </w:pPr>
+      <w:r>
+        <w:t xml:space="preserve">SELECT </w:t>
+      </w:r>
+      <w:proofErr w:type="gramStart"/>
+      <w:r>
+        <w:t>MonthName(</w:t>
+      </w:r>
+      <w:proofErr w:type="gramEnd"/>
+      <w:r>
+        <w:t>Month(Заказы.ДатаИсполнения)) AS Месяц, SUM(Заказано.Цена * Заказано.Количество * (1 - Заказано.Скидка)) AS Цена</w:t>
+      </w:r>
+    </w:p>
+    <w:p>
+      <w:pPr>
+        <w:pStyle w:val="30"/>
+      </w:pPr>
+      <w:r>
+        <w:t xml:space="preserve">FROM Заказы </w:t>
+      </w:r>
+      <w:proofErr w:type="gramStart"/>
+      <w:r>
+        <w:t>INNER JOIN Заказано</w:t>
+      </w:r>
+      <w:proofErr w:type="gramEnd"/>
+      <w:r>
+        <w:t xml:space="preserve"> ON Заказы.КодЗаказа = Заказано.КодЗаказа</w:t>
+      </w:r>
+    </w:p>
+    <w:p>
+      <w:pPr>
+        <w:pStyle w:val="30"/>
+      </w:pPr>
+      <w:r>
+        <w:t>WHERE Заказы.ДатаИсполнения BETWEEN #01/01/1995# AND #12/31/1995#</w:t>
+      </w:r>
+    </w:p>
+    <w:p>
+      <w:pPr>
+        <w:pStyle w:val="30"/>
+      </w:pPr>
+      <w:r>
+        <w:t xml:space="preserve">GROUP BY </w:t>
+      </w:r>
+      <w:proofErr w:type="gramStart"/>
+      <w:r>
+        <w:t>MonthName(</w:t>
+      </w:r>
+      <w:proofErr w:type="gramEnd"/>
+      <w:r>
+        <w:t>Month(Заказы.ДатаИсполнения)), Month(Заказы.ДатаИсполнения)</w:t>
+      </w:r>
+    </w:p>
+    <w:p>
+      <w:pPr>
+        <w:pStyle w:val="30"/>
+      </w:pPr>
+      <w:r>
+        <w:t xml:space="preserve">ORDER BY </w:t>
+      </w:r>
+      <w:proofErr w:type="gramStart"/>
+      <w:r>
+        <w:t>Month(</w:t>
+      </w:r>
+      <w:proofErr w:type="gramEnd"/>
+      <w:r>
+        <w:t>Заказы.ДатаИсполнения);</w:t>
+      </w:r>
+    </w:p>
+    <w:p>
+      <w:pPr>
+        <w:pStyle w:val="21"/>
+      </w:pPr>
+      <w:r>
+        <w:t>Листинг 4 – Заказы по месяцам 1995 года</w:t>
+      </w:r>
+    </w:p>
+    <w:p>
+      <w:pPr>
+        <w:pStyle w:val="13"/>
+      </w:pPr>
+      <w:r>
+        <w:t>Рассчитайте доход, который принесла каждая из категорий товаров в 1995 году</w:t>
+      </w:r>
+      <w:r>
+        <w:t>, представлено на листинге 5.</w:t>
+      </w:r>
+    </w:p>
+    <w:p>
+      <w:pPr>
+        <w:pStyle w:val="30"/>
+      </w:pPr>
+      <w:r>
+        <w:t xml:space="preserve">SELECT Типы.Категория, </w:t>
+      </w:r>
+      <w:proofErr w:type="gramStart"/>
+      <w:r>
+        <w:t>SUM(</w:t>
+      </w:r>
+      <w:proofErr w:type="gramEnd"/>
+      <w:r>
+        <w:t>Заказано.цена * Заказано.Количество * (1 - Заказано.Скидка)) AS Доход</w:t>
+      </w:r>
+    </w:p>
+    <w:p>
+      <w:pPr>
+        <w:pStyle w:val="30"/>
+      </w:pPr>
+      <w:r>
+        <w:t xml:space="preserve">FROM ((Заказы </w:t>
+      </w:r>
+      <w:proofErr w:type="gramStart"/>
+      <w:r>
+        <w:t>INNER JOIN Заказано</w:t>
+      </w:r>
+      <w:proofErr w:type="gramEnd"/>
+      <w:r>
+        <w:t xml:space="preserve"> ON Заказы.КодЗаказа = Заказано.КодЗаказа) INNER JOIN Товары ON Заказано.КодТовара = Товары.КодТовара) INNER JOIN Типы ON Товары.КодТипа = Типы.КодТипа</w:t>
+      </w:r>
+    </w:p>
+    <w:p>
+      <w:pPr>
+        <w:pStyle w:val="30"/>
+      </w:pPr>
+      <w:r>
+        <w:t>WHERE Заказы.ДатаИсполнения BETWEEN #01/01/1995# AND #12/31/1995#</w:t>
+      </w:r>
+    </w:p>
+    <w:p>
+      <w:pPr>
+        <w:pStyle w:val="30"/>
+      </w:pPr>
+      <w:r>
+        <w:t>GROUP BY Типы.Категория;</w:t>
+      </w:r>
+    </w:p>
+    <w:p>
+      <w:pPr>
+        <w:pStyle w:val="13"/>
+        <w:spacing w:after="360" w:line="240" w:lineRule="auto"/>
+        <w:ind w:firstLine="0"/>
+        <w:jc w:val="center"/>
+        <w:rPr>
+          <w:szCs w:val="28"/>
+        </w:rPr>
+      </w:pPr>
+      <w:r>
+        <w:rPr>
+          <w:szCs w:val="28"/>
+        </w:rPr>
+        <w:t>Листинг 5 – Доход каждой категории</w:t>
+      </w:r>
+    </w:p>
+    <w:p>
+      <w:pPr>
+        <w:pStyle w:val="13"/>
+      </w:pPr>
+      <w:r>
+        <w:t>Клиенты из какой страны чаще всего заказывают приправы</w:t>
+      </w:r>
+      <w:r>
+        <w:t>.</w:t>
+      </w:r>
+    </w:p>
+    <w:p>
+      <w:pPr>
+        <w:pStyle w:val="13"/>
+      </w:pPr>
+      <w:r>
+        <w:t xml:space="preserve">Использован </w:t>
+      </w:r>
+      <w:r>
+        <w:rPr>
+          <w:lang w:val="en-US"/>
+        </w:rPr>
+        <w:t>INNER</w:t>
+      </w:r>
+      <w:r>
+        <w:t xml:space="preserve"> </w:t>
+      </w:r>
+      <w:r>
+        <w:rPr>
+          <w:lang w:val="en-US"/>
+        </w:rPr>
+        <w:t>JOIN</w:t>
+      </w:r>
+      <w:r>
+        <w:t xml:space="preserve"> </w:t>
+      </w:r>
+      <w:r>
+        <w:t>для связи таблиц.</w:t>
+      </w:r>
+    </w:p>
+    <w:p>
+      <w:pPr>
+        <w:pStyle w:val="13"/>
+      </w:pPr>
+      <w:r>
+        <w:t>Результат представлен на листинге 6.</w:t>
+      </w:r>
+    </w:p>
+    <w:p>
+      <w:pPr>
+        <w:pStyle w:val="30"/>
+      </w:pPr>
+      <w:r>
+        <w:lastRenderedPageBreak/>
+        <w:t xml:space="preserve">SELECT TOP 1 Заказы.СтранаПолучателя, </w:t>
+      </w:r>
+      <w:proofErr w:type="gramStart"/>
+      <w:r>
+        <w:t>COUNT(</w:t>
+      </w:r>
+      <w:proofErr w:type="gramEnd"/>
+      <w:r>
+        <w:t>Заказы.КодЗаказа) AS КоличествоЗаказов</w:t>
+      </w:r>
+    </w:p>
+    <w:p>
+      <w:pPr>
+        <w:pStyle w:val="30"/>
+      </w:pPr>
+      <w:r>
+        <w:t xml:space="preserve">FROM ((Заказы </w:t>
+      </w:r>
+      <w:proofErr w:type="gramStart"/>
+      <w:r>
+        <w:t>INNER JOIN Заказано</w:t>
+      </w:r>
+      <w:proofErr w:type="gramEnd"/>
+      <w:r>
+        <w:t xml:space="preserve"> ON Заказы.КодЗаказа = Заказано.КодЗаказа) INNER JOIN Товары ON Заказано.КодТовара = Товары.КодТовара) INNER JOIN Типы ON Товары.КодТипа = Типы.КодТипа</w:t>
+      </w:r>
+    </w:p>
+    <w:p>
+      <w:pPr>
+        <w:pStyle w:val="30"/>
+      </w:pPr>
+      <w:r>
+        <w:t>WHERE Типы.Категория = "Приправы"</w:t>
+      </w:r>
+    </w:p>
+    <w:p>
+      <w:pPr>
+        <w:pStyle w:val="30"/>
+      </w:pPr>
+      <w:r>
+        <w:t>GROUP BY Заказы.СтранаПолучателя</w:t>
+      </w:r>
+    </w:p>
+    <w:p>
+      <w:pPr>
+        <w:pStyle w:val="30"/>
+        <w:rPr>
+          <w:lang w:val="en-US"/>
+        </w:rPr>
+      </w:pPr>
+      <w:r>
+        <w:rPr>
+          <w:lang w:val="en-US"/>
+        </w:rPr>
+        <w:t xml:space="preserve">ORDER BY </w:t>
+      </w:r>
+      <w:proofErr w:type="gramStart"/>
+      <w:r>
+        <w:rPr>
+          <w:lang w:val="en-US"/>
+        </w:rPr>
+        <w:t>COUNT(</w:t>
+      </w:r>
+      <w:proofErr w:type="gramEnd"/>
+      <w:r>
+        <w:t>Заказы</w:t>
+      </w:r>
+      <w:r>
+        <w:rPr>
+          <w:lang w:val="en-US"/>
+        </w:rPr>
+        <w:t>.</w:t>
+      </w:r>
+      <w:r>
+        <w:t>КодЗаказа</w:t>
+      </w:r>
+      <w:r>
+        <w:rPr>
+          <w:lang w:val="en-US"/>
+        </w:rPr>
+        <w:t>) DESC;</w:t>
+      </w:r>
+    </w:p>
+    <w:p>
+      <w:pPr>
+        <w:pStyle w:val="21"/>
+      </w:pPr>
+      <w:r>
+        <w:t>Листинг 6 – Клиент, который больше всего заказывает паприку</w:t>
+      </w:r>
+    </w:p>
+    <w:p>
+      <w:pPr>
+        <w:pStyle w:val="13"/>
+      </w:pPr>
+      <w:r>
+        <w:t>Создайте в MicrosoftAccessБазу данных «ВУЗ»</w:t>
+      </w:r>
+      <w:r>
+        <w:t>, таблицы созданы, их взаимосвязь представлена на рисунке 2, таблицы заполнены.</w:t>
+      </w:r>
+    </w:p>
+    <w:p>
+      <w:pPr>
+        <w:pStyle w:val="13"/>
+        <w:spacing w:line="240" w:lineRule="auto"/>
+        <w:ind w:firstLine="0"/>
+        <w:jc w:val="center"/>
+      </w:pPr>
+      <w:r>
+        <w:rPr>
+          <w:noProof/>
+        </w:rPr>
+        <w:drawing>
+          <wp:inline distT="0" distB="0" distL="0" distR="0" wp14:anchorId="28DBEFE9" wp14:editId="6B2EDC15">
+            <wp:extent cx="4553582" cy="3759200"/>
+            <wp:effectExtent l="0" t="0" r="0" b="0"/>
+            <wp:docPr id="2" name="Рисунок 2"/>
+            <wp:cNvGraphicFramePr>
+              <a:graphicFrameLocks xmlns:a="http://schemas.openxmlformats.org/drawingml/2006/main" noChangeAspect="1"/>
+            </wp:cNvGraphicFramePr>
+            <a:graphic xmlns:a="http://schemas.openxmlformats.org/drawingml/2006/main">
+              <a:graphicData uri="http://schemas.openxmlformats.org/drawingml/2006/picture">
+                <pic:pic xmlns:pic="http://schemas.openxmlformats.org/drawingml/2006/picture">
+                  <pic:nvPicPr>
+                    <pic:cNvPr id="1" name=""/>
+                    <pic:cNvPicPr/>
+                  </pic:nvPicPr>
+                  <pic:blipFill>
+                    <a:blip r:embed="rId9"/>
+                    <a:stretch>
+                      <a:fillRect/>
+                    </a:stretch>
+                  </pic:blipFill>
+                  <pic:spPr>
+                    <a:xfrm>
+                      <a:off x="0" y="0"/>
+                      <a:ext cx="4592666" cy="3791466"/>
+                    </a:xfrm>
+                    <a:prstGeom prst="rect">
+                      <a:avLst/>
+                    </a:prstGeom>
+                  </pic:spPr>
+                </pic:pic>
+              </a:graphicData>
+            </a:graphic>
+          </wp:inline>
+        </w:drawing>
+      </w:r>
+    </w:p>
+    <w:p>
+      <w:pPr>
+        <w:pStyle w:val="13"/>
+        <w:ind w:firstLine="0"/>
+        <w:jc w:val="center"/>
+      </w:pPr>
+      <w:r>
+        <w:t>Рисунок 2 – Взаимосвязь таблиц «ВУЗ»</w:t>
+      </w:r>
+    </w:p>
+    <w:p>
+      <w:pPr>
+        <w:pStyle w:val="13"/>
+      </w:pPr>
+      <w:r>
+        <w:t>Выведите на экран полный список студентов группы 543 со всеми атрибутами из таблицы студент, также добавьте полное название факультета, на котором обучается каждый студент</w:t>
+      </w:r>
+      <w:r>
+        <w:t>, представлено на листинге 7.</w:t>
+      </w:r>
+    </w:p>
+    <w:p>
+      <w:pPr>
+        <w:pStyle w:val="30"/>
+        <w:rPr>
+          <w:lang w:val="en-US"/>
+        </w:rPr>
+      </w:pPr>
+      <w:r>
+        <w:rPr>
+          <w:lang w:val="en-US"/>
+        </w:rPr>
+        <w:t xml:space="preserve">SELECT </w:t>
+      </w:r>
+      <w:proofErr w:type="gramStart"/>
+      <w:r>
+        <w:rPr>
+          <w:lang w:val="en-US"/>
+        </w:rPr>
+        <w:t>Student.*</w:t>
+      </w:r>
+      <w:proofErr w:type="gramEnd"/>
+      <w:r>
+        <w:rPr>
+          <w:lang w:val="en-US"/>
+        </w:rPr>
+        <w:t>, Faculty.FullName AS FacultyFullName</w:t>
+      </w:r>
+    </w:p>
+    <w:p>
+      <w:pPr>
+        <w:pStyle w:val="30"/>
+        <w:rPr>
+          <w:lang w:val="en-US"/>
+        </w:rPr>
+      </w:pPr>
+      <w:r>
+        <w:rPr>
+          <w:lang w:val="en-US"/>
+        </w:rPr>
+        <w:t>FROM ((Student INNER JOIN Groups ON Student.NumGroup = Groups.NumGroup) INNER JOIN Cathedra ON [Groups</w:t>
+      </w:r>
+      <w:proofErr w:type="gramStart"/>
+      <w:r>
+        <w:rPr>
+          <w:lang w:val="en-US"/>
+        </w:rPr>
+        <w:t>].Cathedra</w:t>
+      </w:r>
+      <w:proofErr w:type="gramEnd"/>
+      <w:r>
+        <w:rPr>
+          <w:lang w:val="en-US"/>
+        </w:rPr>
+        <w:t xml:space="preserve"> = Cathedra.idCathedra) INNER JOIN Faculty ON Cathedra.Faculty = Faculty.idFaculty</w:t>
+      </w:r>
+    </w:p>
+    <w:p>
+      <w:pPr>
+        <w:pStyle w:val="30"/>
+      </w:pPr>
+      <w:r>
+        <w:t>WHERE Student.NumGroup = 543;</w:t>
+      </w:r>
+    </w:p>
+    <w:p>
+      <w:pPr>
+        <w:pStyle w:val="21"/>
+      </w:pPr>
+      <w:r>
+        <w:t>Листинг 7 – Вывод студентов группы 543</w:t>
+      </w:r>
+    </w:p>
+    <w:p>
+      <w:pPr>
+        <w:pStyle w:val="13"/>
+      </w:pPr>
+      <w:r>
+        <w:t>Выведите на экран Список групп с коротким названием факультета, к которым они относятся</w:t>
+      </w:r>
+      <w:r>
+        <w:t>, представлено на листинге 8.</w:t>
+      </w:r>
+    </w:p>
+    <w:p>
+      <w:pPr>
+        <w:pStyle w:val="30"/>
+        <w:rPr>
+          <w:lang w:val="en-US"/>
+        </w:rPr>
+      </w:pPr>
+      <w:r>
+        <w:rPr>
+          <w:lang w:val="en-US"/>
+        </w:rPr>
+        <w:lastRenderedPageBreak/>
+        <w:t>SELECT Groups.NumGroup, Faculty.ShortName AS FacultyShortName</w:t>
+      </w:r>
+    </w:p>
+    <w:p>
+      <w:pPr>
+        <w:pStyle w:val="30"/>
+        <w:rPr>
+          <w:lang w:val="en-US"/>
+        </w:rPr>
+      </w:pPr>
+      <w:r>
+        <w:rPr>
+          <w:lang w:val="en-US"/>
+        </w:rPr>
+        <w:t>FROM (Groups INNER JOIN Cathedra ON Groups.Cathedra = Cathedra.idCathedra) INNER JOIN Faculty ON Cathedra.Faculty = Faculty.idFaculty;</w:t>
+      </w:r>
+    </w:p>
+    <w:p>
+      <w:pPr>
+        <w:pStyle w:val="21"/>
+      </w:pPr>
+      <w:r>
+        <w:t>Листинг 8 – Список групп с коротким названием факультета</w:t>
+      </w:r>
+    </w:p>
+    <w:p>
+      <w:pPr>
+        <w:pStyle w:val="13"/>
+      </w:pPr>
+      <w:r>
+        <w:t>Выведите количество студентов в каждой группе, которая относится к факультету „FVS‟</w:t>
+      </w:r>
+      <w:r>
+        <w:t>, представлено на листинге 9.</w:t>
+      </w:r>
+    </w:p>
+    <w:p>
+      <w:pPr>
+        <w:pStyle w:val="30"/>
+        <w:rPr>
+          <w:lang w:val="en-US"/>
+        </w:rPr>
+      </w:pPr>
+      <w:r>
+        <w:rPr>
+          <w:lang w:val="en-US"/>
+        </w:rPr>
+        <w:t xml:space="preserve">SELECT Groups.NumGroup, </w:t>
+      </w:r>
+      <w:proofErr w:type="gramStart"/>
+      <w:r>
+        <w:rPr>
+          <w:lang w:val="en-US"/>
+        </w:rPr>
+        <w:t>COUNT(</w:t>
+      </w:r>
+      <w:proofErr w:type="gramEnd"/>
+      <w:r>
+        <w:rPr>
+          <w:lang w:val="en-US"/>
+        </w:rPr>
+        <w:t>Student.idStudent) AS StudentCount</w:t>
+      </w:r>
+    </w:p>
+    <w:p>
+      <w:pPr>
+        <w:pStyle w:val="30"/>
+        <w:rPr>
+          <w:lang w:val="en-US"/>
+        </w:rPr>
+      </w:pPr>
+      <w:r>
+        <w:rPr>
+          <w:lang w:val="en-US"/>
+        </w:rPr>
+        <w:t>FROM ((Groups INNER JOIN Student ON Groups.NumGroup = Student.NumGroup) INNER JOIN Cathedra ON Groups.Cathedra = Cathedra.idCathedra) INNER JOIN Faculty ON Cathedra.Faculty = Faculty.idFaculty</w:t>
+      </w:r>
+    </w:p>
+    <w:p>
+      <w:pPr>
+        <w:pStyle w:val="30"/>
+        <w:rPr>
+          <w:lang w:val="en-US"/>
+        </w:rPr>
+      </w:pPr>
+      <w:r>
+        <w:rPr>
+          <w:lang w:val="en-US"/>
+        </w:rPr>
+        <w:t>WHERE Faculty.ShortName = 'FVS'</w:t>
+      </w:r>
+    </w:p>
+    <w:p>
+      <w:pPr>
+        <w:pStyle w:val="30"/>
+        <w:rPr>
+          <w:lang w:val="en-US"/>
+        </w:rPr>
+      </w:pPr>
+      <w:r>
+        <w:rPr>
+          <w:lang w:val="en-US"/>
+        </w:rPr>
+        <w:t>GROUP BY [Groups</w:t>
+      </w:r>
+      <w:proofErr w:type="gramStart"/>
+      <w:r>
+        <w:rPr>
+          <w:lang w:val="en-US"/>
+        </w:rPr>
+        <w:t>].NumGroup</w:t>
+      </w:r>
+      <w:proofErr w:type="gramEnd"/>
+      <w:r>
+        <w:rPr>
+          <w:lang w:val="en-US"/>
+        </w:rPr>
+        <w:t>;</w:t>
+      </w:r>
+    </w:p>
+    <w:p>
+      <w:pPr>
+        <w:pStyle w:val="21"/>
+      </w:pPr>
+      <w:r>
+        <w:t>Листинг 9 – Количество студентов групп на ФВС</w:t>
+      </w:r>
+    </w:p>
+    <w:p>
+      <w:pPr>
+        <w:pStyle w:val="13"/>
+      </w:pPr>
+      <w:r>
+        <w:t>Выведите на экран общий список студентов и преподавателей всех кафедр (ФИО, Кафедра)</w:t>
+      </w:r>
+      <w:r>
+        <w:t xml:space="preserve"> (листинг 10).</w:t>
+      </w:r>
+    </w:p>
+    <w:p>
+      <w:pPr>
+        <w:pStyle w:val="30"/>
+        <w:rPr>
+          <w:lang w:val="en-US"/>
+        </w:rPr>
+      </w:pPr>
+      <w:r>
+        <w:rPr>
+          <w:lang w:val="en-US"/>
+        </w:rPr>
+        <w:t>SELECT Student.FIO, Cathedra.ShortName AS Cathedra</w:t>
+      </w:r>
+    </w:p>
+    <w:p>
+      <w:pPr>
+        <w:pStyle w:val="30"/>
+        <w:rPr>
+          <w:lang w:val="en-US"/>
+        </w:rPr>
+      </w:pPr>
+      <w:r>
+        <w:rPr>
+          <w:lang w:val="en-US"/>
+        </w:rPr>
+        <w:t>FROM (Student</w:t>
+      </w:r>
+    </w:p>
+    <w:p>
+      <w:pPr>
+        <w:pStyle w:val="30"/>
+        <w:rPr>
+          <w:lang w:val="en-US"/>
+        </w:rPr>
+      </w:pPr>
+      <w:r>
+        <w:rPr>
+          <w:lang w:val="en-US"/>
+        </w:rPr>
+        <w:t>INNER JOIN [Groups] ON Student.NumGroup = [Groups</w:t>
+      </w:r>
+      <w:proofErr w:type="gramStart"/>
+      <w:r>
+        <w:rPr>
+          <w:lang w:val="en-US"/>
+        </w:rPr>
+        <w:t>].NumGroup</w:t>
+      </w:r>
+      <w:proofErr w:type="gramEnd"/>
+      <w:r>
+        <w:rPr>
+          <w:lang w:val="en-US"/>
+        </w:rPr>
+        <w:t>)</w:t>
+      </w:r>
+    </w:p>
+    <w:p>
+      <w:pPr>
+        <w:pStyle w:val="30"/>
+        <w:rPr>
+          <w:lang w:val="en-US"/>
+        </w:rPr>
+      </w:pPr>
+      <w:r>
+        <w:rPr>
+          <w:lang w:val="en-US"/>
+        </w:rPr>
+        <w:t>INNER JOIN Cathedra ON [Groups</w:t>
+      </w:r>
+      <w:proofErr w:type="gramStart"/>
+      <w:r>
+        <w:rPr>
+          <w:lang w:val="en-US"/>
+        </w:rPr>
+        <w:t>].Cathedra</w:t>
+      </w:r>
+      <w:proofErr w:type="gramEnd"/>
+      <w:r>
+        <w:rPr>
+          <w:lang w:val="en-US"/>
+        </w:rPr>
+        <w:t xml:space="preserve"> = Cathedra.idCathedra</w:t>
+      </w:r>
+    </w:p>
+    <w:p>
+      <w:pPr>
+        <w:pStyle w:val="30"/>
+        <w:rPr>
+          <w:lang w:val="en-US"/>
+        </w:rPr>
+      </w:pPr>
+      <w:r>
+        <w:rPr>
+          <w:lang w:val="en-US"/>
+        </w:rPr>
+        <w:t>UNION ALL SELECT Teacher.FIO, Cathedra.ShortName</w:t>
+      </w:r>
+    </w:p>
+    <w:p>
+      <w:pPr>
+        <w:pStyle w:val="30"/>
+        <w:rPr>
+          <w:lang w:val="en-US"/>
+        </w:rPr>
+      </w:pPr>
+      <w:r>
+        <w:rPr>
+          <w:lang w:val="en-US"/>
+        </w:rPr>
+        <w:t>FROM Teacher</w:t>
+      </w:r>
+    </w:p>
+    <w:p>
+      <w:pPr>
+        <w:pStyle w:val="30"/>
+        <w:rPr>
+          <w:lang w:val="en-US"/>
+        </w:rPr>
+      </w:pPr>
+      <w:r>
+        <w:rPr>
+          <w:lang w:val="en-US"/>
+        </w:rPr>
+        <w:t>INNER JOIN Cathedra ON Teacher.Cathedra = Cathedra.idCathedra;</w:t>
+      </w:r>
+    </w:p>
+    <w:p>
+      <w:pPr>
+        <w:pStyle w:val="21"/>
+      </w:pPr>
+      <w:r>
+        <w:t>Листинг 10 – Список студентов и преподавателей</w:t>
+      </w:r>
+    </w:p>
+    <w:p>
+      <w:pPr>
+        <w:pStyle w:val="13"/>
+      </w:pPr>
+      <w:r>
+        <w:t>Выведите на экран Список студентов с оценками5 по предмету “IT” (Информац. технологии) (ФИО, Название предмета, Оценка)</w:t>
+      </w:r>
+      <w:r>
+        <w:t>.</w:t>
+      </w:r>
+    </w:p>
+    <w:p>
+      <w:pPr>
+        <w:pStyle w:val="13"/>
+      </w:pPr>
+      <w:r>
+        <w:t>Представлено на листинге 11.</w:t>
+      </w:r>
+    </w:p>
+    <w:p>
+      <w:pPr>
+        <w:pStyle w:val="30"/>
+        <w:rPr>
+          <w:lang w:val="en-US"/>
+        </w:rPr>
+      </w:pPr>
+      <w:r>
+        <w:rPr>
+          <w:lang w:val="en-US"/>
+        </w:rPr>
+        <w:t xml:space="preserve">SELECT Student.FIO, </w:t>
+      </w:r>
+      <w:proofErr w:type="gramStart"/>
+      <w:r>
+        <w:rPr>
+          <w:lang w:val="en-US"/>
+        </w:rPr>
+        <w:t>Discipline.[</w:t>
+      </w:r>
+      <w:proofErr w:type="gramEnd"/>
+      <w:r>
+        <w:rPr>
+          <w:lang w:val="en-US"/>
+        </w:rPr>
+        <w:t>Name] AS Subject, Marks.Mark</w:t>
+      </w:r>
+    </w:p>
+    <w:p>
+      <w:pPr>
+        <w:pStyle w:val="30"/>
+        <w:rPr>
+          <w:lang w:val="en-US"/>
+        </w:rPr>
+      </w:pPr>
+      <w:r>
+        <w:rPr>
+          <w:lang w:val="en-US"/>
+        </w:rPr>
+        <w:t>FROM (Student INNER JOIN Marks ON Student.idStudent = Marks.idStudent) INNER JOIN Discipline ON Marks.idDiscipline = Discipline.idDiscipline</w:t>
+      </w:r>
+    </w:p>
+    <w:p>
+      <w:pPr>
+        <w:pStyle w:val="30"/>
+        <w:rPr>
+          <w:lang w:val="en-US"/>
+        </w:rPr>
+      </w:pPr>
+      <w:r>
+        <w:rPr>
+          <w:lang w:val="en-US"/>
+        </w:rPr>
+        <w:t xml:space="preserve">WHERE </w:t>
+      </w:r>
+      <w:proofErr w:type="gramStart"/>
+      <w:r>
+        <w:rPr>
+          <w:lang w:val="en-US"/>
+        </w:rPr>
+        <w:t>Discipline.[</w:t>
+      </w:r>
+      <w:proofErr w:type="gramEnd"/>
+      <w:r>
+        <w:rPr>
+          <w:lang w:val="en-US"/>
+        </w:rPr>
+        <w:t>Name] = 'IT' AND Marks.Mark = 5;</w:t>
+      </w:r>
+    </w:p>
+    <w:p>
+      <w:pPr>
+        <w:pStyle w:val="21"/>
+      </w:pPr>
+      <w:r>
+        <w:t>Листинг 11 – Список студентов с оценкой 5 по ИТ</w:t>
+      </w:r>
+    </w:p>
+    <w:p>
+      <w:pPr>
+        <w:pStyle w:val="13"/>
+      </w:pPr>
+      <w:r>
+        <w:t>Вывод</w:t>
+      </w:r>
+      <w:r>
+        <w:t>: получен</w:t>
+      </w:r>
+      <w:r>
+        <w:t>ы</w:t>
+      </w:r>
+      <w:r>
+        <w:t xml:space="preserve"> навык</w:t>
+      </w:r>
+      <w:r>
+        <w:t>и</w:t>
+      </w:r>
+      <w:r>
+        <w:t xml:space="preserve"> работы с запросами из нескольких таблиц в </w:t>
+      </w:r>
+      <w:r>
+        <w:rPr>
+          <w:lang w:val="en-US"/>
+        </w:rPr>
+        <w:t>Microsoft</w:t>
+      </w:r>
+      <w:r>
+        <w:t xml:space="preserve"> </w:t>
+      </w:r>
+      <w:r>
+        <w:rPr>
+          <w:lang w:val="en-US"/>
+        </w:rPr>
+        <w:t>Access</w:t>
+      </w:r>
+      <w:r>
+        <w:t>.</w:t>
+      </w:r>
     </w:p>
     <w:sectPr>
-      <w:footerReference w:type="default" r:id="rId8"/>
+      <w:footerReference w:type="default" r:id="rId10"/>
       <w:pgSz w:w="11906" w:h="16838"/>
       <w:pgMar w:top="1134" w:right="850" w:bottom="1134" w:left="1701" w:header="708" w:footer="708" w:gutter="0"/>
       <w:cols w:space="708"/>
@@ -2734,8 +4116,8 @@
       <w:szCs w:val="24"/>
     </w:rPr>
   </w:style>
-  <w:style w:type="paragraph" w:customStyle="1" w:styleId="af4">
-    <w:name w:val="Код"/>
+  <w:style w:type="paragraph" w:customStyle="1" w:styleId="30">
+    <w:name w:val="3Код"/>
     <w:basedOn w:val="a1"/>
     <w:qFormat/>
     <w:rsid w:val="00567304"/>
@@ -2753,7 +4135,7 @@
       <w:szCs w:val="20"/>
     </w:rPr>
   </w:style>
-  <w:style w:type="paragraph" w:styleId="af5">
+  <w:style w:type="paragraph" w:styleId="af4">
     <w:name w:val="TOC Heading"/>
     <w:basedOn w:val="1"/>
     <w:next w:val="a1"/>
@@ -2791,7 +4173,7 @@
       <w:ind w:left="284" w:hanging="284"/>
     </w:pPr>
   </w:style>
-  <w:style w:type="character" w:styleId="af6">
+  <w:style w:type="character" w:styleId="af5">
     <w:name w:val="Hyperlink"/>
     <w:uiPriority w:val="99"/>
     <w:unhideWhenUsed/>
@@ -2923,21 +4305,23 @@
       <w:ind w:left="0" w:firstLine="709"/>
     </w:pPr>
   </w:style>
-  <w:style w:type="paragraph" w:customStyle="1" w:styleId="af7">
-    <w:name w:val="рисунок"/>
-    <w:basedOn w:val="a1"/>
+  <w:style w:type="paragraph" w:customStyle="1" w:styleId="21">
+    <w:name w:val="2рисунок"/>
+    <w:next w:val="13"/>
     <w:qFormat/>
-    <w:rsid w:val="00D01A01"/>
+    <w:rsid w:val="00507AA5"/>
     <w:pPr>
       <w:keepNext/>
-      <w:ind w:firstLine="0"/>
+      <w:spacing w:after="360"/>
       <w:jc w:val="center"/>
     </w:pPr>
     <w:rPr>
       <w:noProof/>
+      <w:sz w:val="28"/>
+      <w:szCs w:val="24"/>
     </w:rPr>
   </w:style>
-  <w:style w:type="paragraph" w:styleId="af8">
+  <w:style w:type="paragraph" w:styleId="af6">
     <w:name w:val="caption"/>
     <w:aliases w:val="Рисунок/Листинг"/>
     <w:basedOn w:val="a1"/>
@@ -2955,7 +4339,7 @@
       <w:szCs w:val="20"/>
     </w:rPr>
   </w:style>
-  <w:style w:type="paragraph" w:styleId="af9">
+  <w:style w:type="paragraph" w:styleId="af7">
     <w:name w:val="List Paragraph"/>
     <w:basedOn w:val="a1"/>
     <w:uiPriority w:val="1"/>
@@ -2972,7 +4356,7 @@
       <w:lang w:eastAsia="en-US"/>
     </w:rPr>
   </w:style>
-  <w:style w:type="character" w:customStyle="1" w:styleId="13">
+  <w:style w:type="character" w:customStyle="1" w:styleId="14">
     <w:name w:val="Неразрешенное упоминание1"/>
     <w:basedOn w:val="a2"/>
     <w:uiPriority w:val="99"/>
@@ -2984,7 +4368,7 @@
       <w:shd w:val="clear" w:color="auto" w:fill="E1DFDD"/>
     </w:rPr>
   </w:style>
-  <w:style w:type="paragraph" w:styleId="21">
+  <w:style w:type="paragraph" w:styleId="22">
     <w:name w:val="toc 2"/>
     <w:basedOn w:val="a1"/>
     <w:next w:val="a1"/>
@@ -2995,7 +4379,7 @@
       <w:ind w:left="278" w:firstLine="0"/>
     </w:pPr>
   </w:style>
-  <w:style w:type="paragraph" w:customStyle="1" w:styleId="14">
+  <w:style w:type="paragraph" w:customStyle="1" w:styleId="15">
     <w:name w:val="Заголовок 1 без уровня"/>
     <w:basedOn w:val="12"/>
     <w:qFormat/>
@@ -3004,7 +4388,7 @@
       <w:outlineLvl w:val="9"/>
     </w:pPr>
   </w:style>
-  <w:style w:type="paragraph" w:customStyle="1" w:styleId="afa">
+  <w:style w:type="paragraph" w:customStyle="1" w:styleId="af8">
     <w:name w:val="Рисунок"/>
     <w:basedOn w:val="a1"/>
     <w:qFormat/>
@@ -3021,7 +4405,7 @@
       <w:lang w:eastAsia="en-US"/>
     </w:rPr>
   </w:style>
-  <w:style w:type="character" w:styleId="afb">
+  <w:style w:type="character" w:styleId="af9">
     <w:name w:val="FollowedHyperlink"/>
     <w:basedOn w:val="a2"/>
     <w:rsid w:val="001B308A"/>
@@ -3030,7 +4414,7 @@
       <w:u w:val="single"/>
     </w:rPr>
   </w:style>
-  <w:style w:type="paragraph" w:customStyle="1" w:styleId="afc">
+  <w:style w:type="paragraph" w:customStyle="1" w:styleId="afa">
     <w:name w:val="Название таблицы"/>
     <w:basedOn w:val="a1"/>
     <w:qFormat/>
@@ -3040,24 +4424,24 @@
       <w:ind w:firstLine="0"/>
     </w:pPr>
   </w:style>
-  <w:style w:type="paragraph" w:customStyle="1" w:styleId="afd">
-    <w:name w:val="ОС_ТУСУР"/>
+  <w:style w:type="paragraph" w:customStyle="1" w:styleId="13">
+    <w:name w:val="1ОС_ТУСУР"/>
     <w:basedOn w:val="a1"/>
-    <w:link w:val="afe"/>
+    <w:link w:val="16"/>
     <w:qFormat/>
     <w:rsid w:val="0026366F"/>
   </w:style>
-  <w:style w:type="character" w:customStyle="1" w:styleId="afe">
-    <w:name w:val="ОС_ТУСУР Знак"/>
+  <w:style w:type="character" w:customStyle="1" w:styleId="16">
+    <w:name w:val="1ОС_ТУСУР Знак"/>
     <w:basedOn w:val="a2"/>
-    <w:link w:val="afd"/>
+    <w:link w:val="13"/>
     <w:rsid w:val="0026366F"/>
     <w:rPr>
       <w:sz w:val="28"/>
       <w:szCs w:val="24"/>
     </w:rPr>
   </w:style>
-  <w:style w:type="paragraph" w:styleId="aff">
+  <w:style w:type="paragraph" w:styleId="afb">
     <w:name w:val="Normal (Web)"/>
     <w:basedOn w:val="a1"/>
     <w:uiPriority w:val="99"/>
@@ -3143,10 +4527,10 @@
       <w:sz w:val="24"/>
     </w:rPr>
   </w:style>
-  <w:style w:type="paragraph" w:customStyle="1" w:styleId="aff0">
+  <w:style w:type="paragraph" w:customStyle="1" w:styleId="afc">
     <w:name w:val="одинарный"/>
-    <w:basedOn w:val="afd"/>
-    <w:link w:val="aff1"/>
+    <w:basedOn w:val="13"/>
+    <w:link w:val="afd"/>
     <w:qFormat/>
     <w:rsid w:val="00E33D67"/>
     <w:pPr>
@@ -3154,20 +4538,20 @@
       <w:ind w:firstLine="0"/>
     </w:pPr>
   </w:style>
-  <w:style w:type="character" w:customStyle="1" w:styleId="aff1">
+  <w:style w:type="character" w:customStyle="1" w:styleId="afd">
     <w:name w:val="одинарный Знак"/>
-    <w:basedOn w:val="afe"/>
-    <w:link w:val="aff0"/>
+    <w:basedOn w:val="16"/>
+    <w:link w:val="afc"/>
     <w:rsid w:val="00E33D67"/>
     <w:rPr>
       <w:sz w:val="28"/>
       <w:szCs w:val="24"/>
     </w:rPr>
   </w:style>
-  <w:style w:type="paragraph" w:styleId="aff2">
+  <w:style w:type="paragraph" w:styleId="afe">
     <w:name w:val="Balloon Text"/>
     <w:basedOn w:val="a1"/>
-    <w:link w:val="aff3"/>
+    <w:link w:val="aff"/>
     <w:rsid w:val="00FD72CA"/>
     <w:pPr>
       <w:spacing w:line="240" w:lineRule="auto"/>
@@ -3178,10 +4562,10 @@
       <w:szCs w:val="16"/>
     </w:rPr>
   </w:style>
-  <w:style w:type="character" w:customStyle="1" w:styleId="aff3">
+  <w:style w:type="character" w:customStyle="1" w:styleId="aff">
     <w:name w:val="Текст выноски Знак"/>
     <w:basedOn w:val="a2"/>
-    <w:link w:val="aff2"/>
+    <w:link w:val="afe"/>
     <w:rsid w:val="00FD72CA"/>
     <w:rPr>
       <w:rFonts w:ascii="Tahoma" w:hAnsi="Tahoma" w:cs="Tahoma"/>
